--- a/backend/seeds/templates/Certificate of Residency.docx
+++ b/backend/seeds/templates/Certificate of Residency.docx
@@ -19,13 +19,13 @@
         <mc:AlternateContent>
           <mc:Choice Requires="wps">
             <w:drawing>
-              <wp:anchor distT="45720" distB="45720" distL="114300" distR="114300" simplePos="0" relativeHeight="251702272" behindDoc="0" locked="0" layoutInCell="1" allowOverlap="1" wp14:anchorId="716EDC9F" wp14:editId="36205B88">
+              <wp:anchor distT="45720" distB="45720" distL="114300" distR="114300" simplePos="0" relativeHeight="251702272" behindDoc="0" locked="0" layoutInCell="1" allowOverlap="1" wp14:anchorId="716EDC9F" wp14:editId="6FED0F9E">
                 <wp:simplePos x="0" y="0"/>
                 <wp:positionH relativeFrom="page">
                   <wp:posOffset>6306820</wp:posOffset>
                 </wp:positionH>
                 <wp:positionV relativeFrom="paragraph">
-                  <wp:posOffset>298450</wp:posOffset>
+                  <wp:posOffset>336550</wp:posOffset>
                 </wp:positionV>
                 <wp:extent cx="1283335" cy="279400"/>
                 <wp:effectExtent l="0" t="0" r="0" b="6350"/>
@@ -111,7 +111,7 @@
                 <v:stroke joinstyle="miter"/>
                 <v:path gradientshapeok="t" o:connecttype="rect"/>
               </v:shapetype>
-              <v:shape id="Text Box 2" o:spid="_x0000_s1026" type="#_x0000_t202" style="position:absolute;left:0;text-align:left;margin-left:496.6pt;margin-top:23.5pt;width:101.05pt;height:22pt;z-index:251702272;visibility:visible;mso-wrap-style:square;mso-width-percent:0;mso-height-percent:0;mso-wrap-distance-left:9pt;mso-wrap-distance-top:3.6pt;mso-wrap-distance-right:9pt;mso-wrap-distance-bottom:3.6pt;mso-position-horizontal:absolute;mso-position-horizontal-relative:page;mso-position-vertical:absolute;mso-position-vertical-relative:text;mso-width-percent:0;mso-height-percent:0;mso-width-relative:margin;mso-height-relative:margin;v-text-anchor:top" o:gfxdata="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" filled="f" stroked="f">
+              <v:shape id="Text Box 2" o:spid="_x0000_s1026" type="#_x0000_t202" style="position:absolute;left:0;text-align:left;margin-left:496.6pt;margin-top:26.5pt;width:101.05pt;height:22pt;z-index:251702272;visibility:visible;mso-wrap-style:square;mso-width-percent:0;mso-height-percent:0;mso-wrap-distance-left:9pt;mso-wrap-distance-top:3.6pt;mso-wrap-distance-right:9pt;mso-wrap-distance-bottom:3.6pt;mso-position-horizontal:absolute;mso-position-horizontal-relative:page;mso-position-vertical:absolute;mso-position-vertical-relative:text;mso-width-percent:0;mso-height-percent:0;mso-width-relative:margin;mso-height-relative:margin;v-text-anchor:top" o:gfxdata="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" filled="f" stroked="f">
                 <v:textbox>
                   <w:txbxContent>
                     <w:p>
@@ -157,7 +157,7 @@
           <w:noProof/>
         </w:rPr>
         <w:drawing>
-          <wp:anchor distT="0" distB="0" distL="114300" distR="114300" simplePos="0" relativeHeight="251687936" behindDoc="1" locked="0" layoutInCell="1" allowOverlap="1" wp14:anchorId="071A3278" wp14:editId="465E1BE3">
+          <wp:anchor distT="0" distB="0" distL="114300" distR="114300" simplePos="0" relativeHeight="251687936" behindDoc="1" locked="0" layoutInCell="1" allowOverlap="1" wp14:anchorId="071A3278" wp14:editId="747D03FA">
             <wp:simplePos x="0" y="0"/>
             <wp:positionH relativeFrom="column">
               <wp:posOffset>3284220</wp:posOffset>
@@ -841,13 +841,13 @@
         <mc:AlternateContent>
           <mc:Choice Requires="wps">
             <w:drawing>
-              <wp:anchor distT="45720" distB="45720" distL="114300" distR="114300" simplePos="0" relativeHeight="251692032" behindDoc="0" locked="0" layoutInCell="1" allowOverlap="1" wp14:anchorId="5AEF1122" wp14:editId="22335AF8">
+              <wp:anchor distT="45720" distB="45720" distL="114300" distR="114300" simplePos="0" relativeHeight="251692032" behindDoc="0" locked="0" layoutInCell="1" allowOverlap="1" wp14:anchorId="5AEF1122" wp14:editId="488EB9B2">
                 <wp:simplePos x="0" y="0"/>
                 <wp:positionH relativeFrom="column">
                   <wp:posOffset>3017520</wp:posOffset>
                 </wp:positionH>
                 <wp:positionV relativeFrom="paragraph">
-                  <wp:posOffset>219075</wp:posOffset>
+                  <wp:posOffset>238125</wp:posOffset>
                 </wp:positionV>
                 <wp:extent cx="2722880" cy="279400"/>
                 <wp:effectExtent l="0" t="0" r="0" b="6350"/>
@@ -929,7 +929,7 @@
           </mc:Choice>
           <mc:Fallback>
             <w:pict>
-              <v:shape w14:anchorId="5AEF1122" id="_x0000_s1028" type="#_x0000_t202" style="position:absolute;margin-left:237.6pt;margin-top:17.25pt;width:214.4pt;height:22pt;z-index:251692032;visibility:visible;mso-wrap-style:square;mso-width-percent:0;mso-height-percent:0;mso-wrap-distance-left:9pt;mso-wrap-distance-top:3.6pt;mso-wrap-distance-right:9pt;mso-wrap-distance-bottom:3.6pt;mso-position-horizontal:absolute;mso-position-horizontal-relative:text;mso-position-vertical:absolute;mso-position-vertical-relative:text;mso-width-percent:0;mso-height-percent:0;mso-width-relative:margin;mso-height-relative:margin;v-text-anchor:top" o:gfxdata="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" filled="f" stroked="f">
+              <v:shape w14:anchorId="5AEF1122" id="_x0000_s1028" type="#_x0000_t202" style="position:absolute;margin-left:237.6pt;margin-top:18.75pt;width:214.4pt;height:22pt;z-index:251692032;visibility:visible;mso-wrap-style:square;mso-width-percent:0;mso-height-percent:0;mso-wrap-distance-left:9pt;mso-wrap-distance-top:3.6pt;mso-wrap-distance-right:9pt;mso-wrap-distance-bottom:3.6pt;mso-position-horizontal:absolute;mso-position-horizontal-relative:text;mso-position-vertical:absolute;mso-position-vertical-relative:text;mso-width-percent:0;mso-height-percent:0;mso-width-relative:margin;mso-height-relative:margin;v-text-anchor:top" o:gfxdata="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" filled="f" stroked="f">
                 <v:textbox>
                   <w:txbxContent>
                     <w:p>
@@ -979,13 +979,421 @@
         <mc:AlternateContent>
           <mc:Choice Requires="wps">
             <w:drawing>
-              <wp:anchor distT="45720" distB="45720" distL="114300" distR="114300" simplePos="0" relativeHeight="251704320" behindDoc="0" locked="0" layoutInCell="1" allowOverlap="1" wp14:anchorId="7100CBEB" wp14:editId="7A55BDC5">
+              <wp:anchor distT="45720" distB="45720" distL="114300" distR="114300" simplePos="0" relativeHeight="251698176" behindDoc="0" locked="0" layoutInCell="1" allowOverlap="1" wp14:anchorId="24056358" wp14:editId="30123725">
                 <wp:simplePos x="0" y="0"/>
                 <wp:positionH relativeFrom="margin">
-                  <wp:posOffset>1773827</wp:posOffset>
+                  <wp:posOffset>2542540</wp:posOffset>
                 </wp:positionH>
                 <wp:positionV relativeFrom="paragraph">
-                  <wp:posOffset>1036411</wp:posOffset>
+                  <wp:posOffset>3058795</wp:posOffset>
+                </wp:positionV>
+                <wp:extent cx="657225" cy="279400"/>
+                <wp:effectExtent l="0" t="0" r="0" b="6350"/>
+                <wp:wrapSquare wrapText="bothSides"/>
+                <wp:docPr id="1805690980" name="Text Box 2"/>
+                <wp:cNvGraphicFramePr>
+                  <a:graphicFrameLocks xmlns:a="http://schemas.openxmlformats.org/drawingml/2006/main"/>
+                </wp:cNvGraphicFramePr>
+                <a:graphic xmlns:a="http://schemas.openxmlformats.org/drawingml/2006/main">
+                  <a:graphicData uri="http://schemas.microsoft.com/office/word/2010/wordprocessingShape">
+                    <wps:wsp>
+                      <wps:cNvSpPr txBox="1">
+                        <a:spLocks noChangeArrowheads="1"/>
+                      </wps:cNvSpPr>
+                      <wps:spPr bwMode="auto">
+                        <a:xfrm>
+                          <a:off x="0" y="0"/>
+                          <a:ext cx="657225" cy="279400"/>
+                        </a:xfrm>
+                        <a:prstGeom prst="rect">
+                          <a:avLst/>
+                        </a:prstGeom>
+                        <a:noFill/>
+                        <a:ln w="9525">
+                          <a:noFill/>
+                          <a:miter lim="800000"/>
+                          <a:headEnd/>
+                          <a:tailEnd/>
+                        </a:ln>
+                      </wps:spPr>
+                      <wps:txbx>
+                        <w:txbxContent>
+                          <w:p>
+                            <w:pPr>
+                              <w:jc w:val="center"/>
+                              <w:rPr>
+                                <w:b/>
+                                <w:bCs/>
+                              </w:rPr>
+                            </w:pPr>
+                            <w:r>
+                              <w:rPr>
+                                <w:b/>
+                                <w:bCs/>
+                              </w:rPr>
+                              <w:t xml:space="preserve">{{ </w:t>
+                            </w:r>
+                            <w:r>
+                              <w:rPr>
+                                <w:b/>
+                                <w:bCs/>
+                              </w:rPr>
+                              <w:t>day</w:t>
+                            </w:r>
+                            <w:r>
+                              <w:rPr>
+                                <w:b/>
+                                <w:bCs/>
+                              </w:rPr>
+                              <w:t xml:space="preserve"> }}</w:t>
+                            </w:r>
+                          </w:p>
+                        </w:txbxContent>
+                      </wps:txbx>
+                      <wps:bodyPr rot="0" vert="horz" wrap="square" lIns="91440" tIns="45720" rIns="91440" bIns="45720" anchor="t" anchorCtr="0">
+                        <a:noAutofit/>
+                      </wps:bodyPr>
+                    </wps:wsp>
+                  </a:graphicData>
+                </a:graphic>
+                <wp14:sizeRelH relativeFrom="margin">
+                  <wp14:pctWidth>0</wp14:pctWidth>
+                </wp14:sizeRelH>
+                <wp14:sizeRelV relativeFrom="margin">
+                  <wp14:pctHeight>0</wp14:pctHeight>
+                </wp14:sizeRelV>
+              </wp:anchor>
+            </w:drawing>
+          </mc:Choice>
+          <mc:Fallback>
+            <w:pict>
+              <v:shape w14:anchorId="24056358" id="_x0000_s1029" type="#_x0000_t202" style="position:absolute;margin-left:200.2pt;margin-top:240.85pt;width:51.75pt;height:22pt;z-index:251698176;visibility:visible;mso-wrap-style:square;mso-width-percent:0;mso-height-percent:0;mso-wrap-distance-left:9pt;mso-wrap-distance-top:3.6pt;mso-wrap-distance-right:9pt;mso-wrap-distance-bottom:3.6pt;mso-position-horizontal:absolute;mso-position-horizontal-relative:margin;mso-position-vertical:absolute;mso-position-vertical-relative:text;mso-width-percent:0;mso-height-percent:0;mso-width-relative:margin;mso-height-relative:margin;v-text-anchor:top" o:gfxdata="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" filled="f" stroked="f">
+                <v:textbox>
+                  <w:txbxContent>
+                    <w:p>
+                      <w:pPr>
+                        <w:jc w:val="center"/>
+                        <w:rPr>
+                          <w:b/>
+                          <w:bCs/>
+                        </w:rPr>
+                      </w:pPr>
+                      <w:r>
+                        <w:rPr>
+                          <w:b/>
+                          <w:bCs/>
+                        </w:rPr>
+                        <w:t xml:space="preserve">{{ </w:t>
+                      </w:r>
+                      <w:r>
+                        <w:rPr>
+                          <w:b/>
+                          <w:bCs/>
+                        </w:rPr>
+                        <w:t>day</w:t>
+                      </w:r>
+                      <w:r>
+                        <w:rPr>
+                          <w:b/>
+                          <w:bCs/>
+                        </w:rPr>
+                        <w:t xml:space="preserve"> }}</w:t>
+                      </w:r>
+                    </w:p>
+                  </w:txbxContent>
+                </v:textbox>
+                <w10:wrap type="square" anchorx="margin"/>
+              </v:shape>
+            </w:pict>
+          </mc:Fallback>
+        </mc:AlternateContent>
+      </w:r>
+      <w:r>
+        <w:rPr>
+          <w:noProof/>
+        </w:rPr>
+        <mc:AlternateContent>
+          <mc:Choice Requires="wps">
+            <w:drawing>
+              <wp:anchor distT="45720" distB="45720" distL="114300" distR="114300" simplePos="0" relativeHeight="251700224" behindDoc="0" locked="0" layoutInCell="1" allowOverlap="1" wp14:anchorId="2C5567ED" wp14:editId="48F6C010">
+                <wp:simplePos x="0" y="0"/>
+                <wp:positionH relativeFrom="margin">
+                  <wp:posOffset>3462020</wp:posOffset>
+                </wp:positionH>
+                <wp:positionV relativeFrom="paragraph">
+                  <wp:posOffset>3063875</wp:posOffset>
+                </wp:positionV>
+                <wp:extent cx="904875" cy="279400"/>
+                <wp:effectExtent l="0" t="0" r="0" b="6350"/>
+                <wp:wrapSquare wrapText="bothSides"/>
+                <wp:docPr id="1517176947" name="Text Box 2"/>
+                <wp:cNvGraphicFramePr>
+                  <a:graphicFrameLocks xmlns:a="http://schemas.openxmlformats.org/drawingml/2006/main"/>
+                </wp:cNvGraphicFramePr>
+                <a:graphic xmlns:a="http://schemas.openxmlformats.org/drawingml/2006/main">
+                  <a:graphicData uri="http://schemas.microsoft.com/office/word/2010/wordprocessingShape">
+                    <wps:wsp>
+                      <wps:cNvSpPr txBox="1">
+                        <a:spLocks noChangeArrowheads="1"/>
+                      </wps:cNvSpPr>
+                      <wps:spPr bwMode="auto">
+                        <a:xfrm>
+                          <a:off x="0" y="0"/>
+                          <a:ext cx="904875" cy="279400"/>
+                        </a:xfrm>
+                        <a:prstGeom prst="rect">
+                          <a:avLst/>
+                        </a:prstGeom>
+                        <a:noFill/>
+                        <a:ln w="9525">
+                          <a:noFill/>
+                          <a:miter lim="800000"/>
+                          <a:headEnd/>
+                          <a:tailEnd/>
+                        </a:ln>
+                      </wps:spPr>
+                      <wps:txbx>
+                        <w:txbxContent>
+                          <w:p>
+                            <w:pPr>
+                              <w:jc w:val="center"/>
+                              <w:rPr>
+                                <w:b/>
+                                <w:bCs/>
+                              </w:rPr>
+                            </w:pPr>
+                            <w:r>
+                              <w:rPr>
+                                <w:b/>
+                                <w:bCs/>
+                              </w:rPr>
+                              <w:t xml:space="preserve">{{ </w:t>
+                            </w:r>
+                            <w:r>
+                              <w:rPr>
+                                <w:b/>
+                                <w:bCs/>
+                              </w:rPr>
+                              <w:t>month</w:t>
+                            </w:r>
+                            <w:r>
+                              <w:rPr>
+                                <w:b/>
+                                <w:bCs/>
+                              </w:rPr>
+                              <w:t xml:space="preserve"> }}</w:t>
+                            </w:r>
+                          </w:p>
+                        </w:txbxContent>
+                      </wps:txbx>
+                      <wps:bodyPr rot="0" vert="horz" wrap="square" lIns="91440" tIns="45720" rIns="91440" bIns="45720" anchor="t" anchorCtr="0">
+                        <a:noAutofit/>
+                      </wps:bodyPr>
+                    </wps:wsp>
+                  </a:graphicData>
+                </a:graphic>
+                <wp14:sizeRelH relativeFrom="margin">
+                  <wp14:pctWidth>0</wp14:pctWidth>
+                </wp14:sizeRelH>
+                <wp14:sizeRelV relativeFrom="margin">
+                  <wp14:pctHeight>0</wp14:pctHeight>
+                </wp14:sizeRelV>
+              </wp:anchor>
+            </w:drawing>
+          </mc:Choice>
+          <mc:Fallback>
+            <w:pict>
+              <v:shape w14:anchorId="2C5567ED" id="_x0000_s1030" type="#_x0000_t202" style="position:absolute;margin-left:272.6pt;margin-top:241.25pt;width:71.25pt;height:22pt;z-index:251700224;visibility:visible;mso-wrap-style:square;mso-width-percent:0;mso-height-percent:0;mso-wrap-distance-left:9pt;mso-wrap-distance-top:3.6pt;mso-wrap-distance-right:9pt;mso-wrap-distance-bottom:3.6pt;mso-position-horizontal:absolute;mso-position-horizontal-relative:margin;mso-position-vertical:absolute;mso-position-vertical-relative:text;mso-width-percent:0;mso-height-percent:0;mso-width-relative:margin;mso-height-relative:margin;v-text-anchor:top" o:gfxdata="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" filled="f" stroked="f">
+                <v:textbox>
+                  <w:txbxContent>
+                    <w:p>
+                      <w:pPr>
+                        <w:jc w:val="center"/>
+                        <w:rPr>
+                          <w:b/>
+                          <w:bCs/>
+                        </w:rPr>
+                      </w:pPr>
+                      <w:r>
+                        <w:rPr>
+                          <w:b/>
+                          <w:bCs/>
+                        </w:rPr>
+                        <w:t xml:space="preserve">{{ </w:t>
+                      </w:r>
+                      <w:r>
+                        <w:rPr>
+                          <w:b/>
+                          <w:bCs/>
+                        </w:rPr>
+                        <w:t>month</w:t>
+                      </w:r>
+                      <w:r>
+                        <w:rPr>
+                          <w:b/>
+                          <w:bCs/>
+                        </w:rPr>
+                        <w:t xml:space="preserve"> }}</w:t>
+                      </w:r>
+                    </w:p>
+                  </w:txbxContent>
+                </v:textbox>
+                <w10:wrap type="square" anchorx="margin"/>
+              </v:shape>
+            </w:pict>
+          </mc:Fallback>
+        </mc:AlternateContent>
+      </w:r>
+      <w:r>
+        <w:rPr>
+          <w:noProof/>
+        </w:rPr>
+        <mc:AlternateContent>
+          <mc:Choice Requires="wps">
+            <w:drawing>
+              <wp:anchor distT="45720" distB="45720" distL="114300" distR="114300" simplePos="0" relativeHeight="251696128" behindDoc="0" locked="0" layoutInCell="1" allowOverlap="1" wp14:anchorId="0CC1BE04" wp14:editId="61D99588">
+                <wp:simplePos x="0" y="0"/>
+                <wp:positionH relativeFrom="column">
+                  <wp:posOffset>1523365</wp:posOffset>
+                </wp:positionH>
+                <wp:positionV relativeFrom="paragraph">
+                  <wp:posOffset>2687955</wp:posOffset>
+                </wp:positionV>
+                <wp:extent cx="4249420" cy="279400"/>
+                <wp:effectExtent l="0" t="0" r="0" b="6350"/>
+                <wp:wrapSquare wrapText="bothSides"/>
+                <wp:docPr id="13085128" name="Text Box 2"/>
+                <wp:cNvGraphicFramePr>
+                  <a:graphicFrameLocks xmlns:a="http://schemas.openxmlformats.org/drawingml/2006/main"/>
+                </wp:cNvGraphicFramePr>
+                <a:graphic xmlns:a="http://schemas.openxmlformats.org/drawingml/2006/main">
+                  <a:graphicData uri="http://schemas.microsoft.com/office/word/2010/wordprocessingShape">
+                    <wps:wsp>
+                      <wps:cNvSpPr txBox="1">
+                        <a:spLocks noChangeArrowheads="1"/>
+                      </wps:cNvSpPr>
+                      <wps:spPr bwMode="auto">
+                        <a:xfrm>
+                          <a:off x="0" y="0"/>
+                          <a:ext cx="4249420" cy="279400"/>
+                        </a:xfrm>
+                        <a:prstGeom prst="rect">
+                          <a:avLst/>
+                        </a:prstGeom>
+                        <a:noFill/>
+                        <a:ln w="9525">
+                          <a:noFill/>
+                          <a:miter lim="800000"/>
+                          <a:headEnd/>
+                          <a:tailEnd/>
+                        </a:ln>
+                      </wps:spPr>
+                      <wps:txbx>
+                        <w:txbxContent>
+                          <w:p>
+                            <w:pPr>
+                              <w:jc w:val="center"/>
+                              <w:rPr>
+                                <w:b/>
+                                <w:bCs/>
+                              </w:rPr>
+                            </w:pPr>
+                            <w:r>
+                              <w:rPr>
+                                <w:b/>
+                                <w:bCs/>
+                              </w:rPr>
+                              <w:t xml:space="preserve">{{ </w:t>
+                            </w:r>
+                            <w:r>
+                              <w:rPr>
+                                <w:b/>
+                                <w:bCs/>
+                              </w:rPr>
+                              <w:t>purpose</w:t>
+                            </w:r>
+                            <w:r>
+                              <w:rPr>
+                                <w:b/>
+                                <w:bCs/>
+                              </w:rPr>
+                              <w:t xml:space="preserve"> }}</w:t>
+                            </w:r>
+                          </w:p>
+                        </w:txbxContent>
+                      </wps:txbx>
+                      <wps:bodyPr rot="0" vert="horz" wrap="square" lIns="91440" tIns="45720" rIns="91440" bIns="45720" anchor="t" anchorCtr="0">
+                        <a:noAutofit/>
+                      </wps:bodyPr>
+                    </wps:wsp>
+                  </a:graphicData>
+                </a:graphic>
+                <wp14:sizeRelH relativeFrom="margin">
+                  <wp14:pctWidth>0</wp14:pctWidth>
+                </wp14:sizeRelH>
+                <wp14:sizeRelV relativeFrom="margin">
+                  <wp14:pctHeight>0</wp14:pctHeight>
+                </wp14:sizeRelV>
+              </wp:anchor>
+            </w:drawing>
+          </mc:Choice>
+          <mc:Fallback>
+            <w:pict>
+              <v:shape w14:anchorId="0CC1BE04" id="_x0000_s1031" type="#_x0000_t202" style="position:absolute;margin-left:119.95pt;margin-top:211.65pt;width:334.6pt;height:22pt;z-index:251696128;visibility:visible;mso-wrap-style:square;mso-width-percent:0;mso-height-percent:0;mso-wrap-distance-left:9pt;mso-wrap-distance-top:3.6pt;mso-wrap-distance-right:9pt;mso-wrap-distance-bottom:3.6pt;mso-position-horizontal:absolute;mso-position-horizontal-relative:text;mso-position-vertical:absolute;mso-position-vertical-relative:text;mso-width-percent:0;mso-height-percent:0;mso-width-relative:margin;mso-height-relative:margin;v-text-anchor:top" o:gfxdata="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" filled="f" stroked="f">
+                <v:textbox>
+                  <w:txbxContent>
+                    <w:p>
+                      <w:pPr>
+                        <w:jc w:val="center"/>
+                        <w:rPr>
+                          <w:b/>
+                          <w:bCs/>
+                        </w:rPr>
+                      </w:pPr>
+                      <w:r>
+                        <w:rPr>
+                          <w:b/>
+                          <w:bCs/>
+                        </w:rPr>
+                        <w:t xml:space="preserve">{{ </w:t>
+                      </w:r>
+                      <w:r>
+                        <w:rPr>
+                          <w:b/>
+                          <w:bCs/>
+                        </w:rPr>
+                        <w:t>purpose</w:t>
+                      </w:r>
+                      <w:r>
+                        <w:rPr>
+                          <w:b/>
+                          <w:bCs/>
+                        </w:rPr>
+                        <w:t xml:space="preserve"> }}</w:t>
+                      </w:r>
+                    </w:p>
+                  </w:txbxContent>
+                </v:textbox>
+                <w10:wrap type="square"/>
+              </v:shape>
+            </w:pict>
+          </mc:Fallback>
+        </mc:AlternateContent>
+      </w:r>
+      <w:r>
+        <w:rPr>
+          <w:noProof/>
+        </w:rPr>
+        <mc:AlternateContent>
+          <mc:Choice Requires="wps">
+            <w:drawing>
+              <wp:anchor distT="45720" distB="45720" distL="114300" distR="114300" simplePos="0" relativeHeight="251704320" behindDoc="0" locked="0" layoutInCell="1" allowOverlap="1" wp14:anchorId="7100CBEB" wp14:editId="256D902C">
+                <wp:simplePos x="0" y="0"/>
+                <wp:positionH relativeFrom="margin">
+                  <wp:posOffset>1754505</wp:posOffset>
+                </wp:positionH>
+                <wp:positionV relativeFrom="paragraph">
+                  <wp:posOffset>1055370</wp:posOffset>
                 </wp:positionV>
                 <wp:extent cx="848995" cy="279400"/>
                 <wp:effectExtent l="0" t="0" r="0" b="6350"/>
@@ -1067,7 +1475,7 @@
           </mc:Choice>
           <mc:Fallback>
             <w:pict>
-              <v:shape w14:anchorId="7100CBEB" id="_x0000_s1029" type="#_x0000_t202" style="position:absolute;margin-left:139.65pt;margin-top:81.6pt;width:66.85pt;height:22pt;z-index:251704320;visibility:visible;mso-wrap-style:square;mso-width-percent:0;mso-height-percent:0;mso-wrap-distance-left:9pt;mso-wrap-distance-top:3.6pt;mso-wrap-distance-right:9pt;mso-wrap-distance-bottom:3.6pt;mso-position-horizontal:absolute;mso-position-horizontal-relative:margin;mso-position-vertical:absolute;mso-position-vertical-relative:text;mso-width-percent:0;mso-height-percent:0;mso-width-relative:margin;mso-height-relative:margin;v-text-anchor:top" o:gfxdata="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" filled="f" stroked="f">
+              <v:shape w14:anchorId="7100CBEB" id="_x0000_s1032" type="#_x0000_t202" style="position:absolute;margin-left:138.15pt;margin-top:83.1pt;width:66.85pt;height:22pt;z-index:251704320;visibility:visible;mso-wrap-style:square;mso-width-percent:0;mso-height-percent:0;mso-wrap-distance-left:9pt;mso-wrap-distance-top:3.6pt;mso-wrap-distance-right:9pt;mso-wrap-distance-bottom:3.6pt;mso-position-horizontal:absolute;mso-position-horizontal-relative:margin;mso-position-vertical:absolute;mso-position-vertical-relative:text;mso-width-percent:0;mso-height-percent:0;mso-width-relative:margin;mso-height-relative:margin;v-text-anchor:top" o:gfxdata="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" filled="f" stroked="f">
                 <v:textbox>
                   <w:txbxContent>
                     <w:p>
@@ -1115,421 +1523,13 @@
         <mc:AlternateContent>
           <mc:Choice Requires="wps">
             <w:drawing>
-              <wp:anchor distT="45720" distB="45720" distL="114300" distR="114300" simplePos="0" relativeHeight="251700224" behindDoc="0" locked="0" layoutInCell="1" allowOverlap="1" wp14:anchorId="2C5567ED" wp14:editId="619F9A91">
-                <wp:simplePos x="0" y="0"/>
-                <wp:positionH relativeFrom="margin">
-                  <wp:posOffset>3490912</wp:posOffset>
-                </wp:positionH>
-                <wp:positionV relativeFrom="paragraph">
-                  <wp:posOffset>3044825</wp:posOffset>
-                </wp:positionV>
-                <wp:extent cx="904875" cy="279400"/>
-                <wp:effectExtent l="0" t="0" r="0" b="6350"/>
-                <wp:wrapSquare wrapText="bothSides"/>
-                <wp:docPr id="1517176947" name="Text Box 2"/>
-                <wp:cNvGraphicFramePr>
-                  <a:graphicFrameLocks xmlns:a="http://schemas.openxmlformats.org/drawingml/2006/main"/>
-                </wp:cNvGraphicFramePr>
-                <a:graphic xmlns:a="http://schemas.openxmlformats.org/drawingml/2006/main">
-                  <a:graphicData uri="http://schemas.microsoft.com/office/word/2010/wordprocessingShape">
-                    <wps:wsp>
-                      <wps:cNvSpPr txBox="1">
-                        <a:spLocks noChangeArrowheads="1"/>
-                      </wps:cNvSpPr>
-                      <wps:spPr bwMode="auto">
-                        <a:xfrm>
-                          <a:off x="0" y="0"/>
-                          <a:ext cx="904875" cy="279400"/>
-                        </a:xfrm>
-                        <a:prstGeom prst="rect">
-                          <a:avLst/>
-                        </a:prstGeom>
-                        <a:noFill/>
-                        <a:ln w="9525">
-                          <a:noFill/>
-                          <a:miter lim="800000"/>
-                          <a:headEnd/>
-                          <a:tailEnd/>
-                        </a:ln>
-                      </wps:spPr>
-                      <wps:txbx>
-                        <w:txbxContent>
-                          <w:p>
-                            <w:pPr>
-                              <w:jc w:val="center"/>
-                              <w:rPr>
-                                <w:b/>
-                                <w:bCs/>
-                              </w:rPr>
-                            </w:pPr>
-                            <w:r>
-                              <w:rPr>
-                                <w:b/>
-                                <w:bCs/>
-                              </w:rPr>
-                              <w:t xml:space="preserve">{{ </w:t>
-                            </w:r>
-                            <w:r>
-                              <w:rPr>
-                                <w:b/>
-                                <w:bCs/>
-                              </w:rPr>
-                              <w:t>month</w:t>
-                            </w:r>
-                            <w:r>
-                              <w:rPr>
-                                <w:b/>
-                                <w:bCs/>
-                              </w:rPr>
-                              <w:t xml:space="preserve"> }}</w:t>
-                            </w:r>
-                          </w:p>
-                        </w:txbxContent>
-                      </wps:txbx>
-                      <wps:bodyPr rot="0" vert="horz" wrap="square" lIns="91440" tIns="45720" rIns="91440" bIns="45720" anchor="t" anchorCtr="0">
-                        <a:noAutofit/>
-                      </wps:bodyPr>
-                    </wps:wsp>
-                  </a:graphicData>
-                </a:graphic>
-                <wp14:sizeRelH relativeFrom="margin">
-                  <wp14:pctWidth>0</wp14:pctWidth>
-                </wp14:sizeRelH>
-                <wp14:sizeRelV relativeFrom="margin">
-                  <wp14:pctHeight>0</wp14:pctHeight>
-                </wp14:sizeRelV>
-              </wp:anchor>
-            </w:drawing>
-          </mc:Choice>
-          <mc:Fallback>
-            <w:pict>
-              <v:shape w14:anchorId="2C5567ED" id="_x0000_s1030" type="#_x0000_t202" style="position:absolute;margin-left:274.85pt;margin-top:239.75pt;width:71.25pt;height:22pt;z-index:251700224;visibility:visible;mso-wrap-style:square;mso-width-percent:0;mso-height-percent:0;mso-wrap-distance-left:9pt;mso-wrap-distance-top:3.6pt;mso-wrap-distance-right:9pt;mso-wrap-distance-bottom:3.6pt;mso-position-horizontal:absolute;mso-position-horizontal-relative:margin;mso-position-vertical:absolute;mso-position-vertical-relative:text;mso-width-percent:0;mso-height-percent:0;mso-width-relative:margin;mso-height-relative:margin;v-text-anchor:top" o:gfxdata="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" filled="f" stroked="f">
-                <v:textbox>
-                  <w:txbxContent>
-                    <w:p>
-                      <w:pPr>
-                        <w:jc w:val="center"/>
-                        <w:rPr>
-                          <w:b/>
-                          <w:bCs/>
-                        </w:rPr>
-                      </w:pPr>
-                      <w:r>
-                        <w:rPr>
-                          <w:b/>
-                          <w:bCs/>
-                        </w:rPr>
-                        <w:t xml:space="preserve">{{ </w:t>
-                      </w:r>
-                      <w:r>
-                        <w:rPr>
-                          <w:b/>
-                          <w:bCs/>
-                        </w:rPr>
-                        <w:t>month</w:t>
-                      </w:r>
-                      <w:r>
-                        <w:rPr>
-                          <w:b/>
-                          <w:bCs/>
-                        </w:rPr>
-                        <w:t xml:space="preserve"> }}</w:t>
-                      </w:r>
-                    </w:p>
-                  </w:txbxContent>
-                </v:textbox>
-                <w10:wrap type="square" anchorx="margin"/>
-              </v:shape>
-            </w:pict>
-          </mc:Fallback>
-        </mc:AlternateContent>
-      </w:r>
-      <w:r>
-        <w:rPr>
-          <w:noProof/>
-        </w:rPr>
-        <mc:AlternateContent>
-          <mc:Choice Requires="wps">
-            <w:drawing>
-              <wp:anchor distT="45720" distB="45720" distL="114300" distR="114300" simplePos="0" relativeHeight="251698176" behindDoc="0" locked="0" layoutInCell="1" allowOverlap="1" wp14:anchorId="24056358" wp14:editId="65329BB3">
-                <wp:simplePos x="0" y="0"/>
-                <wp:positionH relativeFrom="margin">
-                  <wp:posOffset>2542858</wp:posOffset>
-                </wp:positionH>
-                <wp:positionV relativeFrom="paragraph">
-                  <wp:posOffset>3030220</wp:posOffset>
-                </wp:positionV>
-                <wp:extent cx="657225" cy="279400"/>
-                <wp:effectExtent l="0" t="0" r="0" b="6350"/>
-                <wp:wrapSquare wrapText="bothSides"/>
-                <wp:docPr id="1805690980" name="Text Box 2"/>
-                <wp:cNvGraphicFramePr>
-                  <a:graphicFrameLocks xmlns:a="http://schemas.openxmlformats.org/drawingml/2006/main"/>
-                </wp:cNvGraphicFramePr>
-                <a:graphic xmlns:a="http://schemas.openxmlformats.org/drawingml/2006/main">
-                  <a:graphicData uri="http://schemas.microsoft.com/office/word/2010/wordprocessingShape">
-                    <wps:wsp>
-                      <wps:cNvSpPr txBox="1">
-                        <a:spLocks noChangeArrowheads="1"/>
-                      </wps:cNvSpPr>
-                      <wps:spPr bwMode="auto">
-                        <a:xfrm>
-                          <a:off x="0" y="0"/>
-                          <a:ext cx="657225" cy="279400"/>
-                        </a:xfrm>
-                        <a:prstGeom prst="rect">
-                          <a:avLst/>
-                        </a:prstGeom>
-                        <a:noFill/>
-                        <a:ln w="9525">
-                          <a:noFill/>
-                          <a:miter lim="800000"/>
-                          <a:headEnd/>
-                          <a:tailEnd/>
-                        </a:ln>
-                      </wps:spPr>
-                      <wps:txbx>
-                        <w:txbxContent>
-                          <w:p>
-                            <w:pPr>
-                              <w:jc w:val="center"/>
-                              <w:rPr>
-                                <w:b/>
-                                <w:bCs/>
-                              </w:rPr>
-                            </w:pPr>
-                            <w:r>
-                              <w:rPr>
-                                <w:b/>
-                                <w:bCs/>
-                              </w:rPr>
-                              <w:t xml:space="preserve">{{ </w:t>
-                            </w:r>
-                            <w:r>
-                              <w:rPr>
-                                <w:b/>
-                                <w:bCs/>
-                              </w:rPr>
-                              <w:t>day</w:t>
-                            </w:r>
-                            <w:r>
-                              <w:rPr>
-                                <w:b/>
-                                <w:bCs/>
-                              </w:rPr>
-                              <w:t xml:space="preserve"> }}</w:t>
-                            </w:r>
-                          </w:p>
-                        </w:txbxContent>
-                      </wps:txbx>
-                      <wps:bodyPr rot="0" vert="horz" wrap="square" lIns="91440" tIns="45720" rIns="91440" bIns="45720" anchor="t" anchorCtr="0">
-                        <a:noAutofit/>
-                      </wps:bodyPr>
-                    </wps:wsp>
-                  </a:graphicData>
-                </a:graphic>
-                <wp14:sizeRelH relativeFrom="margin">
-                  <wp14:pctWidth>0</wp14:pctWidth>
-                </wp14:sizeRelH>
-                <wp14:sizeRelV relativeFrom="margin">
-                  <wp14:pctHeight>0</wp14:pctHeight>
-                </wp14:sizeRelV>
-              </wp:anchor>
-            </w:drawing>
-          </mc:Choice>
-          <mc:Fallback>
-            <w:pict>
-              <v:shape w14:anchorId="24056358" id="_x0000_s1031" type="#_x0000_t202" style="position:absolute;margin-left:200.25pt;margin-top:238.6pt;width:51.75pt;height:22pt;z-index:251698176;visibility:visible;mso-wrap-style:square;mso-width-percent:0;mso-height-percent:0;mso-wrap-distance-left:9pt;mso-wrap-distance-top:3.6pt;mso-wrap-distance-right:9pt;mso-wrap-distance-bottom:3.6pt;mso-position-horizontal:absolute;mso-position-horizontal-relative:margin;mso-position-vertical:absolute;mso-position-vertical-relative:text;mso-width-percent:0;mso-height-percent:0;mso-width-relative:margin;mso-height-relative:margin;v-text-anchor:top" o:gfxdata="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" filled="f" stroked="f">
-                <v:textbox>
-                  <w:txbxContent>
-                    <w:p>
-                      <w:pPr>
-                        <w:jc w:val="center"/>
-                        <w:rPr>
-                          <w:b/>
-                          <w:bCs/>
-                        </w:rPr>
-                      </w:pPr>
-                      <w:r>
-                        <w:rPr>
-                          <w:b/>
-                          <w:bCs/>
-                        </w:rPr>
-                        <w:t xml:space="preserve">{{ </w:t>
-                      </w:r>
-                      <w:r>
-                        <w:rPr>
-                          <w:b/>
-                          <w:bCs/>
-                        </w:rPr>
-                        <w:t>day</w:t>
-                      </w:r>
-                      <w:r>
-                        <w:rPr>
-                          <w:b/>
-                          <w:bCs/>
-                        </w:rPr>
-                        <w:t xml:space="preserve"> }}</w:t>
-                      </w:r>
-                    </w:p>
-                  </w:txbxContent>
-                </v:textbox>
-                <w10:wrap type="square" anchorx="margin"/>
-              </v:shape>
-            </w:pict>
-          </mc:Fallback>
-        </mc:AlternateContent>
-      </w:r>
-      <w:r>
-        <w:rPr>
-          <w:noProof/>
-        </w:rPr>
-        <mc:AlternateContent>
-          <mc:Choice Requires="wps">
-            <w:drawing>
-              <wp:anchor distT="45720" distB="45720" distL="114300" distR="114300" simplePos="0" relativeHeight="251696128" behindDoc="0" locked="0" layoutInCell="1" allowOverlap="1" wp14:anchorId="0CC1BE04" wp14:editId="030E8485">
-                <wp:simplePos x="0" y="0"/>
-                <wp:positionH relativeFrom="column">
-                  <wp:posOffset>1523365</wp:posOffset>
-                </wp:positionH>
-                <wp:positionV relativeFrom="paragraph">
-                  <wp:posOffset>2640330</wp:posOffset>
-                </wp:positionV>
-                <wp:extent cx="4249420" cy="279400"/>
-                <wp:effectExtent l="0" t="0" r="0" b="6350"/>
-                <wp:wrapSquare wrapText="bothSides"/>
-                <wp:docPr id="13085128" name="Text Box 2"/>
-                <wp:cNvGraphicFramePr>
-                  <a:graphicFrameLocks xmlns:a="http://schemas.openxmlformats.org/drawingml/2006/main"/>
-                </wp:cNvGraphicFramePr>
-                <a:graphic xmlns:a="http://schemas.openxmlformats.org/drawingml/2006/main">
-                  <a:graphicData uri="http://schemas.microsoft.com/office/word/2010/wordprocessingShape">
-                    <wps:wsp>
-                      <wps:cNvSpPr txBox="1">
-                        <a:spLocks noChangeArrowheads="1"/>
-                      </wps:cNvSpPr>
-                      <wps:spPr bwMode="auto">
-                        <a:xfrm>
-                          <a:off x="0" y="0"/>
-                          <a:ext cx="4249420" cy="279400"/>
-                        </a:xfrm>
-                        <a:prstGeom prst="rect">
-                          <a:avLst/>
-                        </a:prstGeom>
-                        <a:noFill/>
-                        <a:ln w="9525">
-                          <a:noFill/>
-                          <a:miter lim="800000"/>
-                          <a:headEnd/>
-                          <a:tailEnd/>
-                        </a:ln>
-                      </wps:spPr>
-                      <wps:txbx>
-                        <w:txbxContent>
-                          <w:p>
-                            <w:pPr>
-                              <w:jc w:val="center"/>
-                              <w:rPr>
-                                <w:b/>
-                                <w:bCs/>
-                              </w:rPr>
-                            </w:pPr>
-                            <w:r>
-                              <w:rPr>
-                                <w:b/>
-                                <w:bCs/>
-                              </w:rPr>
-                              <w:t xml:space="preserve">{{ </w:t>
-                            </w:r>
-                            <w:r>
-                              <w:rPr>
-                                <w:b/>
-                                <w:bCs/>
-                              </w:rPr>
-                              <w:t>purpose</w:t>
-                            </w:r>
-                            <w:r>
-                              <w:rPr>
-                                <w:b/>
-                                <w:bCs/>
-                              </w:rPr>
-                              <w:t xml:space="preserve"> }}</w:t>
-                            </w:r>
-                          </w:p>
-                        </w:txbxContent>
-                      </wps:txbx>
-                      <wps:bodyPr rot="0" vert="horz" wrap="square" lIns="91440" tIns="45720" rIns="91440" bIns="45720" anchor="t" anchorCtr="0">
-                        <a:noAutofit/>
-                      </wps:bodyPr>
-                    </wps:wsp>
-                  </a:graphicData>
-                </a:graphic>
-                <wp14:sizeRelH relativeFrom="margin">
-                  <wp14:pctWidth>0</wp14:pctWidth>
-                </wp14:sizeRelH>
-                <wp14:sizeRelV relativeFrom="margin">
-                  <wp14:pctHeight>0</wp14:pctHeight>
-                </wp14:sizeRelV>
-              </wp:anchor>
-            </w:drawing>
-          </mc:Choice>
-          <mc:Fallback>
-            <w:pict>
-              <v:shape w14:anchorId="0CC1BE04" id="_x0000_s1032" type="#_x0000_t202" style="position:absolute;margin-left:119.95pt;margin-top:207.9pt;width:334.6pt;height:22pt;z-index:251696128;visibility:visible;mso-wrap-style:square;mso-width-percent:0;mso-height-percent:0;mso-wrap-distance-left:9pt;mso-wrap-distance-top:3.6pt;mso-wrap-distance-right:9pt;mso-wrap-distance-bottom:3.6pt;mso-position-horizontal:absolute;mso-position-horizontal-relative:text;mso-position-vertical:absolute;mso-position-vertical-relative:text;mso-width-percent:0;mso-height-percent:0;mso-width-relative:margin;mso-height-relative:margin;v-text-anchor:top" o:gfxdata="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" filled="f" stroked="f">
-                <v:textbox>
-                  <w:txbxContent>
-                    <w:p>
-                      <w:pPr>
-                        <w:jc w:val="center"/>
-                        <w:rPr>
-                          <w:b/>
-                          <w:bCs/>
-                        </w:rPr>
-                      </w:pPr>
-                      <w:r>
-                        <w:rPr>
-                          <w:b/>
-                          <w:bCs/>
-                        </w:rPr>
-                        <w:t xml:space="preserve">{{ </w:t>
-                      </w:r>
-                      <w:r>
-                        <w:rPr>
-                          <w:b/>
-                          <w:bCs/>
-                        </w:rPr>
-                        <w:t>purpose</w:t>
-                      </w:r>
-                      <w:r>
-                        <w:rPr>
-                          <w:b/>
-                          <w:bCs/>
-                        </w:rPr>
-                        <w:t xml:space="preserve"> }}</w:t>
-                      </w:r>
-                    </w:p>
-                  </w:txbxContent>
-                </v:textbox>
-                <w10:wrap type="square"/>
-              </v:shape>
-            </w:pict>
-          </mc:Fallback>
-        </mc:AlternateContent>
-      </w:r>
-      <w:r>
-        <w:rPr>
-          <w:noProof/>
-        </w:rPr>
-        <mc:AlternateContent>
-          <mc:Choice Requires="wps">
-            <w:drawing>
-              <wp:anchor distT="45720" distB="45720" distL="114300" distR="114300" simplePos="0" relativeHeight="251694080" behindDoc="0" locked="0" layoutInCell="1" allowOverlap="1" wp14:anchorId="224606D8" wp14:editId="7468555D">
+              <wp:anchor distT="45720" distB="45720" distL="114300" distR="114300" simplePos="0" relativeHeight="251694080" behindDoc="0" locked="0" layoutInCell="1" allowOverlap="1" wp14:anchorId="224606D8" wp14:editId="48F0A97F">
                 <wp:simplePos x="0" y="0"/>
                 <wp:positionH relativeFrom="column">
                   <wp:posOffset>967740</wp:posOffset>
                 </wp:positionH>
                 <wp:positionV relativeFrom="paragraph">
-                  <wp:posOffset>262531</wp:posOffset>
+                  <wp:posOffset>290830</wp:posOffset>
                 </wp:positionV>
                 <wp:extent cx="3810000" cy="279400"/>
                 <wp:effectExtent l="0" t="0" r="0" b="6350"/>
@@ -1627,7 +1627,7 @@
           </mc:Choice>
           <mc:Fallback>
             <w:pict>
-              <v:shape w14:anchorId="224606D8" id="_x0000_s1033" type="#_x0000_t202" style="position:absolute;margin-left:76.2pt;margin-top:20.65pt;width:300pt;height:22pt;z-index:251694080;visibility:visible;mso-wrap-style:square;mso-width-percent:0;mso-height-percent:0;mso-wrap-distance-left:9pt;mso-wrap-distance-top:3.6pt;mso-wrap-distance-right:9pt;mso-wrap-distance-bottom:3.6pt;mso-position-horizontal:absolute;mso-position-horizontal-relative:text;mso-position-vertical:absolute;mso-position-vertical-relative:text;mso-width-percent:0;mso-height-percent:0;mso-width-relative:margin;mso-height-relative:margin;v-text-anchor:top" o:gfxdata="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" filled="f" stroked="f">
+              <v:shape w14:anchorId="224606D8" id="_x0000_s1033" type="#_x0000_t202" style="position:absolute;margin-left:76.2pt;margin-top:22.9pt;width:300pt;height:22pt;z-index:251694080;visibility:visible;mso-wrap-style:square;mso-width-percent:0;mso-height-percent:0;mso-wrap-distance-left:9pt;mso-wrap-distance-top:3.6pt;mso-wrap-distance-right:9pt;mso-wrap-distance-bottom:3.6pt;mso-position-horizontal:absolute;mso-position-horizontal-relative:text;mso-position-vertical:absolute;mso-position-vertical-relative:text;mso-width-percent:0;mso-height-percent:0;mso-width-relative:margin;mso-height-relative:margin;v-text-anchor:top" o:gfxdata="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" filled="f" stroked="f">
                 <v:textbox>
                   <w:txbxContent>
                     <w:p>
